--- a/downloads/handouts/Unit 00/Handout 00.03 - Survival Ranking Sheet.docx
+++ b/downloads/handouts/Unit 00/Handout 00.03 - Survival Ranking Sheet.docx
@@ -1117,8 +1117,11 @@
       </w:r>
     </w:p>
     <w:p>
-      <w:r>
-        <w:br w:type="page"/>
+      <w:pPr>
+        <w:pStyle w:val="BodyText"/>
+      </w:pPr>
+      <w:r>
+        <w:t xml:space="preserve">________________________________________________________________</w:t>
       </w:r>
     </w:p>
     <w:p>

--- a/downloads/handouts/Unit 00/Handout 00.03 - Survival Ranking Sheet.docx
+++ b/downloads/handouts/Unit 00/Handout 00.03 - Survival Ranking Sheet.docx
@@ -43,7 +43,7 @@
         <w:pStyle w:val="BodyText"/>
       </w:pPr>
       <w:r>
-        <w:t xml:space="preserve">You and the three other people at your table were passengers on a small plane flying over the north woods in late October. The engine failed. The pilot made a hard landing on the shore of a big lake. Everyone walked away with scrapes and bruises, nothing worse. The plane is wrecked and will not fly again, but it is in one piece and the door still closes.</w:t>
+        <w:t xml:space="preserve">You and the three other people at your table were on a small plane. It was flying over the north woods in late October. The engine failed. The pilot made a hard landing on the shore of a big lake. Everyone walked away with scrapes and bruises, nothing worse. The plane is wrecked and will not fly again. But it is in one piece, and the door still closes.</w:t>
       </w:r>
     </w:p>
     <w:p>
@@ -51,7 +51,7 @@
         <w:pStyle w:val="BodyText"/>
       </w:pPr>
       <w:r>
-        <w:t xml:space="preserve">Before the landing, the pilot radioed a distress call and gave the plane’s position. The radio is dead now, but searchers know the general area, about twenty miles across. The nearest town is forty miles away through thick forest with no road. It is about 35 degrees F in the daytime and drops below freezing at night. The lake water is clean-looking but not safe to drink without boiling. It is 2 in the afternoon, and dark comes at 6.</w:t>
+        <w:t xml:space="preserve">Before the landing, the pilot radioed a distress call and gave the plane’s position. The radio is dead now. But searchers know the general area, about 20 miles across. The nearest town is 40 miles away through thick forest with no road. It is about 35 degrees F in the daytime and drops below freezing at night. The lake water is clean-looking but not safe to drink without boiling. It is 2 in the afternoon, and dark comes at 6.</w:t>
       </w:r>
     </w:p>
     <w:p>
@@ -59,7 +59,7 @@
         <w:pStyle w:val="BodyText"/>
       </w:pPr>
       <w:r>
-        <w:t xml:space="preserve">Ten things survived the crash. Your job: rank them from 1 (most important for surviving until searchers find you) to 10 (least important).</w:t>
+        <w:t xml:space="preserve">Ten things survived the crash. Your job: rank them from 1 to 10. Number 1 is the most important for staying alive until searchers find you. Number 10 is the least important.</w:t>
       </w:r>
     </w:p>
     <w:p>
@@ -447,7 +447,7 @@
         <w:pStyle w:val="FirstParagraph"/>
       </w:pPr>
       <w:r>
-        <w:t xml:space="preserve">Rank all ten. Write the letter next to each number. One word of reason for your number 1.</w:t>
+        <w:t xml:space="preserve">Rank all ten. Write each item’s letter in the Alone column next to its rank number. Then write one word that says why you picked your number 1.</w:t>
       </w:r>
     </w:p>
     <w:tbl>
@@ -875,7 +875,7 @@
         <w:pStyle w:val="FirstParagraph"/>
       </w:pPr>
       <w:r>
-        <w:t xml:space="preserve">Rule: one team ranking, and every person has to be able to say why for the top three. No voting on the whole list. Talk through each item. Move the cards on the table. Write the team ranking in the Team column.</w:t>
+        <w:t xml:space="preserve">Rule: Your team makes one ranking. Every person must be able to say why for the top three. No voting on the whole list. Talk through each item. Move the cards on the table. Write the team ranking in the Team column.</w:t>
       </w:r>
     </w:p>
     <w:p>
@@ -901,7 +901,7 @@
         <w:pStyle w:val="FirstParagraph"/>
       </w:pPr>
       <w:r>
-        <w:t xml:space="preserve">Directions: Copy the expert ranking into the Expert column as I reveal it. Then, for each item, find the difference between where you put it and where the expert put it. (If you put the matches at 4 and the expert put them at 1, the difference is 3. Ignore the minus sign.) Do this for the Alone column and the Team column. Add up each column.</w:t>
+        <w:t xml:space="preserve">Directions: Copy the expert ranking into the Expert column as I reveal it. Then score your Alone column. Go item by item. Find item A in your Alone column and in the Expert column. Subtract the smaller rank number from the bigger one. Write the answer in the Alone difference column, on the row where you wrote A. Do all ten items. Add up the column. Then do the same for the Team column.</w:t>
       </w:r>
     </w:p>
     <w:p>
@@ -909,7 +909,7 @@
         <w:pStyle w:val="BodyText"/>
       </w:pPr>
       <w:r>
-        <w:t xml:space="preserve">An easier way: go item by item. Find item A in your Alone column and in the Expert column. Subtract the two rank numbers. Write the difference in the Alone difference column on the row where you wrote A. Do all ten. Add.</w:t>
+        <w:t xml:space="preserve">Example: You put the matches at 4. The expert put them at 1. The difference is 3.</w:t>
       </w:r>
     </w:p>
     <w:p>
@@ -1121,7 +1121,7 @@
         <w:pStyle w:val="BodyText"/>
       </w:pPr>
       <w:r>
-        <w:t xml:space="preserve">________________________________________________________________</w:t>
+        <w:t xml:space="preserve">Item and reason: ________________________________________________________________</w:t>
       </w:r>
     </w:p>
     <w:p>
@@ -1129,18 +1129,8 @@
         <w:pStyle w:val="BodyText"/>
       </w:pPr>
       <w:r>
-        <w:t xml:space="preserve">Grade 8 stretch: (a) A one-sentence rule for what a group should do when one member is sure and the rest are not: ________________________________. (b) Same ten items, new situation: a hot desert road in July, the town 5 miles away, no distress call went out. Which two items change place the most, and why? ________________________________________________</w:t>
-      </w:r>
-    </w:p>
-    <w:p>
-      <w:pPr>
-        <w:pStyle w:val="Heading2"/>
-      </w:pPr>
-      <w:bookmarkStart w:id="27" w:name="exit-card"/>
-      <w:r>
-        <w:t xml:space="preserve">Exit card</w:t>
-      </w:r>
-      <w:bookmarkEnd w:id="27"/>
+        <w:t xml:space="preserve">Grade 8 stretch:</w:t>
+      </w:r>
     </w:p>
     <w:p>
       <w:pPr>
@@ -1148,10 +1138,9 @@
           <w:ilvl w:val="0"/>
           <w:numId w:val="1001"/>
         </w:numPr>
-        <w:pStyle w:val="Compact"/>
-      </w:pPr>
-      <w:r>
-        <w:t xml:space="preserve">The five steps in order (handout turned over): ______________, ______________, ______________, ______________, ______________</w:t>
+      </w:pPr>
+      <w:r>
+        <w:t xml:space="preserve">Write a one-sentence rule. What should a group do when one member is sure and the rest are not? ________________________________</w:t>
       </w:r>
     </w:p>
     <w:p>
@@ -1160,17 +1149,50 @@
           <w:ilvl w:val="0"/>
           <w:numId w:val="1001"/>
         </w:numPr>
-        <w:pStyle w:val="Compact"/>
-      </w:pPr>
-      <w:r>
-        <w:t xml:space="preserve">My alone score: ______ My team score: ______</w:t>
-      </w:r>
+      </w:pPr>
+      <w:r>
+        <w:t xml:space="preserve">Same ten items, new situation: a hot desert road in July. The town is 5 miles away. No distress call went out. Which two items move the most in your ranking, and why? ________________________________________________</w:t>
+      </w:r>
+    </w:p>
+    <w:p>
+      <w:pPr>
+        <w:pStyle w:val="Heading2"/>
+      </w:pPr>
+      <w:bookmarkStart w:id="27" w:name="exit-card"/>
+      <w:r>
+        <w:t xml:space="preserve">Exit card</w:t>
+      </w:r>
+      <w:bookmarkEnd w:id="27"/>
     </w:p>
     <w:p>
       <w:pPr>
         <w:numPr>
           <w:ilvl w:val="0"/>
-          <w:numId w:val="1001"/>
+          <w:numId w:val="1002"/>
+        </w:numPr>
+        <w:pStyle w:val="Compact"/>
+      </w:pPr>
+      <w:r>
+        <w:t xml:space="preserve">The five steps in order (from memory, do not look at Part 4): ______________, ______________, ______________, ______________, ______________</w:t>
+      </w:r>
+    </w:p>
+    <w:p>
+      <w:pPr>
+        <w:numPr>
+          <w:ilvl w:val="0"/>
+          <w:numId w:val="1002"/>
+        </w:numPr>
+        <w:pStyle w:val="Compact"/>
+      </w:pPr>
+      <w:r>
+        <w:t xml:space="preserve">My alone score: ______ My team score: ______</w:t>
+      </w:r>
+    </w:p>
+    <w:p>
+      <w:pPr>
+        <w:numPr>
+          <w:ilvl w:val="0"/>
+          <w:numId w:val="1002"/>
         </w:numPr>
         <w:pStyle w:val="Compact"/>
       </w:pPr>
@@ -1360,8 +1382,120 @@
       </w:pPr>
     </w:lvl>
   </w:abstractNum>
+  <w:abstractNum w:abstractNumId="99731">
+    <w:nsid w:val="ea454b4c"/>
+    <w:multiLevelType w:val="multilevel"/>
+    <w:lvl w:ilvl="0">
+      <w:start w:val="1"/>
+      <w:numFmt w:val="lowerLetter"/>
+      <w:lvlText w:val="(%1)"/>
+      <w:lvlJc w:val="left"/>
+      <w:pPr>
+        <w:tabs>
+          <w:tab w:val="num" w:pos="0"/>
+        </w:tabs>
+        <w:ind w:left="480" w:hanging="480"/>
+      </w:pPr>
+    </w:lvl>
+    <w:lvl w:ilvl="1">
+      <w:start w:val="1"/>
+      <w:numFmt w:val="lowerLetter"/>
+      <w:lvlText w:val="(%2)"/>
+      <w:lvlJc w:val="left"/>
+      <w:pPr>
+        <w:tabs>
+          <w:tab w:val="num" w:pos="720"/>
+        </w:tabs>
+        <w:ind w:left="1200" w:hanging="480"/>
+      </w:pPr>
+    </w:lvl>
+    <w:lvl w:ilvl="2">
+      <w:start w:val="1"/>
+      <w:numFmt w:val="lowerLetter"/>
+      <w:lvlText w:val="(%3)"/>
+      <w:lvlJc w:val="left"/>
+      <w:pPr>
+        <w:tabs>
+          <w:tab w:val="num" w:pos="1440"/>
+        </w:tabs>
+        <w:ind w:left="1920" w:hanging="480"/>
+      </w:pPr>
+    </w:lvl>
+    <w:lvl w:ilvl="3">
+      <w:start w:val="1"/>
+      <w:numFmt w:val="lowerLetter"/>
+      <w:lvlText w:val="(%4)"/>
+      <w:lvlJc w:val="left"/>
+      <w:pPr>
+        <w:tabs>
+          <w:tab w:val="num" w:pos="2160"/>
+        </w:tabs>
+        <w:ind w:left="2640" w:hanging="480"/>
+      </w:pPr>
+    </w:lvl>
+    <w:lvl w:ilvl="4">
+      <w:start w:val="1"/>
+      <w:numFmt w:val="lowerLetter"/>
+      <w:lvlText w:val="(%5)"/>
+      <w:lvlJc w:val="left"/>
+      <w:pPr>
+        <w:tabs>
+          <w:tab w:val="num" w:pos="2880"/>
+        </w:tabs>
+        <w:ind w:left="3360" w:hanging="480"/>
+      </w:pPr>
+    </w:lvl>
+    <w:lvl w:ilvl="5">
+      <w:start w:val="1"/>
+      <w:numFmt w:val="lowerLetter"/>
+      <w:lvlText w:val="(%6)"/>
+      <w:lvlJc w:val="left"/>
+      <w:pPr>
+        <w:tabs>
+          <w:tab w:val="num" w:pos="3600"/>
+        </w:tabs>
+        <w:ind w:left="4080" w:hanging="480"/>
+      </w:pPr>
+    </w:lvl>
+    <w:lvl w:ilvl="6">
+      <w:start w:val="1"/>
+      <w:numFmt w:val="lowerLetter"/>
+      <w:lvlText w:val="(%7)"/>
+      <w:lvlJc w:val="left"/>
+      <w:pPr>
+        <w:tabs>
+          <w:tab w:val="num" w:pos="4320"/>
+        </w:tabs>
+        <w:ind w:left="4800" w:hanging="480"/>
+      </w:pPr>
+    </w:lvl>
+    <w:lvl w:ilvl="7">
+      <w:start w:val="1"/>
+      <w:numFmt w:val="lowerLetter"/>
+      <w:lvlText w:val="(%8)"/>
+      <w:lvlJc w:val="left"/>
+      <w:pPr>
+        <w:tabs>
+          <w:tab w:val="num" w:pos="5040"/>
+        </w:tabs>
+        <w:ind w:left="5520" w:hanging="480"/>
+      </w:pPr>
+    </w:lvl>
+    <w:lvl w:ilvl="8">
+      <w:start w:val="1"/>
+      <w:numFmt w:val="lowerLetter"/>
+      <w:lvlText w:val="(%9)"/>
+      <w:lvlJc w:val="left"/>
+      <w:pPr>
+        <w:tabs>
+          <w:tab w:val="num" w:pos="5760"/>
+        </w:tabs>
+        <w:ind w:left="6240" w:hanging="480"/>
+      </w:pPr>
+    </w:lvl>
+  </w:abstractNum>
   <w:abstractNum w:abstractNumId="99411">
-    <w:nsid w:val="ea454b4c"/>
+    <w:nsid w:val="71315dca"/>
     <w:multiLevelType w:val="multilevel"/>
     <w:lvl w:ilvl="0">
       <w:start w:val="1"/>
@@ -1476,6 +1610,36 @@
     <w:abstractNumId w:val="990"/>
   </w:num>
   <w:num w:numId="1001">
+    <w:abstractNumId w:val="99731"/>
+    <w:lvlOverride w:ilvl="0">
+      <w:startOverride w:val="1"/>
+    </w:lvlOverride>
+    <w:lvlOverride w:ilvl="1">
+      <w:startOverride w:val="1"/>
+    </w:lvlOverride>
+    <w:lvlOverride w:ilvl="2">
+      <w:startOverride w:val="1"/>
+    </w:lvlOverride>
+    <w:lvlOverride w:ilvl="3">
+      <w:startOverride w:val="1"/>
+    </w:lvlOverride>
+    <w:lvlOverride w:ilvl="4">
+      <w:startOverride w:val="1"/>
+    </w:lvlOverride>
+    <w:lvlOverride w:ilvl="5">
+      <w:startOverride w:val="1"/>
+    </w:lvlOverride>
+    <w:lvlOverride w:ilvl="6">
+      <w:startOverride w:val="1"/>
+    </w:lvlOverride>
+    <w:lvlOverride w:ilvl="7">
+      <w:startOverride w:val="1"/>
+    </w:lvlOverride>
+    <w:lvlOverride w:ilvl="8">
+      <w:startOverride w:val="1"/>
+    </w:lvlOverride>
+  </w:num>
+  <w:num w:numId="1002">
     <w:abstractNumId w:val="99411"/>
     <w:lvlOverride w:ilvl="0">
       <w:startOverride w:val="1"/>
